--- a/la-marque/대본/3부/11화_Lyon_Marseille.docx
+++ b/la-marque/대본/3부/11화_Lyon_Marseille.docx
@@ -98,7 +98,7 @@
         <w:t xml:space="preserve"> </w:t>
       </w:r>
       <w:r>
-        <w:t xml:space="preserve">- vous/tu: 의사 vous, 이네스–노라 tu, 클레망스 → 노라는 이 화에서 tu로 전환(위기 후 첫 tu).</w:t>
+        <w:t xml:space="preserve">- vous/tu: 의사 vous, 이네스–노라 tu, 클레망스 → 노라 tu(입사 후, 6화부터).</w:t>
       </w:r>
       <w:r>
         <w:t xml:space="preserve"> </w:t>
